--- a/applications/movable-ink-solutions-architect/resume.docx
+++ b/applications/movable-ink-solutions-architect/resume.docx
@@ -80,7 +80,7 @@
           <w:i w:val="0"/>
           <w:color w:val="1A1A1A"/>
         </w:rPr>
-        <w:t>Technical implementation and marketing-technology consultant with 15+ years scoping, configuring, and launching complex SaaS solutions for B2B clients, including two years selling and scoping a CRM/PSA platform itself at Accelo and guiding API integrations as a trusted technical advisor. Personally designs, builds, and evaluates AI-driven personalization systems at Solenzo, architecting a digital-footprint scoring engine and a full lead-to-close automation stack. Comfortable translating marketing strategy into technical configuration and training clients through onboarding, evidenced by launching 25+ clients per month at Wix while holding 120% of sales and 110% of implementation targets.</w:t>
+        <w:t>Technical implementation and marketing-technology consultant with 15+ years scoping, configuring, and launching complex SaaS solutions for B2B clients, including two years selling and scoping a CRM/PSA platform itself at Accelo and guiding API integrations as a trusted technical advisor. Personally designs, builds, and evaluates AI-driven personalization systems at Solenzo, architecting a digital-footprint scoring engine and a full lead-to-close automation stack, on a site I built directly in HTML/CSS. Hands-on ESP experience spans Marketo and Mailchimp, and I implement GA4 tracking directly in HTML/CSS on client sites. Comfortable translating marketing strategy into technical configuration and training clients through onboarding, evidenced by launching 25+ clients per month at Wix while holding 120% of sales and 110% of implementation targets.</w:t>
       </w:r>
     </w:p>
     <w:p>
@@ -273,7 +273,7 @@
           <w:i w:val="0"/>
           <w:color w:val="1A1A1A"/>
         </w:rPr>
-        <w:t>Identify and implement schema/structured data as part of technical audits, and install and configure Google Tag Manager on every site built.</w:t>
+        <w:t>Identify and implement schema/structured data as part of technical audits, working directly in HTML/CSS, and install and configure Google Tag Manager and GA4 tracking on every site built.</w:t>
       </w:r>
     </w:p>
     <w:p>
@@ -967,7 +967,7 @@
           <w:i w:val="0"/>
           <w:color w:val="1A1A1A"/>
         </w:rPr>
-        <w:t>Salesforce, HubSpot, GoHighLevel, Accelo (CRM/PSA), Google Tag Manager, Schema &amp; Structured Data</w:t>
+        <w:t>Salesforce, HubSpot, GoHighLevel, Accelo (CRM/PSA), Email Service Providers: Marketo, Mailchimp, HTML/CSS, Google Tag Manager, GA4, Schema &amp; Structured Data</w:t>
       </w:r>
     </w:p>
     <w:p>
